--- a/informes-growth/samsara-2026-10-14/Samsara - growth - 2026-10-14.docx
+++ b/informes-growth/samsara-2026-10-14/Samsara - growth - 2026-10-14.docx
@@ -38,7 +38,7 @@
         <w:t xml:space="preserve"> </w:t>
       </w:r>
       <w:r>
-        <w:t xml:space="preserve">Peso orientativo: 4 % (~1.070 EUR, 30 acciones en dos tramos), pero</w:t>
+        <w:t xml:space="preserve">Peso orientativo: 4 %, 30 acciones en dos tramos), pero</w:t>
       </w:r>
       <w:r>
         <w:t xml:space="preserve"> </w:t>
@@ -4049,7 +4049,7 @@
         <w:t xml:space="preserve">informes/cartera-2026-10-14-15h.md</w:t>
       </w:r>
       <w:r>
-        <w:t xml:space="preserve">, ~29.800 EUR): IGLN (oro), Edenred, Daiichi Sankyo, Uber, Viscofan, Alphabet, Netflix, SAP, Intuit, Nemetschek, LVMH y Bureau Veritas, con órdenes abiertas hasta el 7-nov. Bolsillo growth aprobado (</w:t>
+        <w:t xml:space="preserve">): IGLN (oro), Edenred, Daiichi Sankyo, Uber, Viscofan, Alphabet, Netflix, SAP, Intuit, Nemetschek, LVMH y Bureau Veritas, con órdenes abiertas hasta el 7-nov. Bolsillo growth aprobado (</w:t>
       </w:r>
       <w:r>
         <w:rPr>
@@ -4935,7 +4935,7 @@
         <w:t xml:space="preserve"> </w:t>
       </w:r>
       <w:r>
-        <w:t xml:space="preserve">(4 acciones, ~620 EUR, aún no ejecutado) y poner el</w:t>
+        <w:t xml:space="preserve">(4 acciones,, aún no ejecutado) y poner el</w:t>
       </w:r>
       <w:r>
         <w:t xml:space="preserve"> </w:t>
@@ -4951,7 +4951,7 @@
         <w:t xml:space="preserve"> </w:t>
       </w:r>
       <w:r>
-        <w:t xml:space="preserve">(el precio máximo con la guía; ~550 EUR).</w:t>
+        <w:t xml:space="preserve">(el precio máximo con la guía;.</w:t>
       </w:r>
       <w:r>
         <w:t xml:space="preserve"> </w:t>
@@ -4983,7 +4983,7 @@
         <w:t xml:space="preserve">después de los resultados de Shopify del 3-nov</w:t>
       </w:r>
       <w:r>
-        <w:t xml:space="preserve">, y solo si Samsara mantiene la tesis. Hasta entonces convivirán dos posiciones de ~600 EUR, por debajo del mínimo de 1.000 EUR, de forma transitoria.</w:t>
+        <w:t xml:space="preserve">, y solo si Samsara mantiene la tesis. Hasta entonces convivirán dos posiciones de, por debajo del mínimo, de forma transitoria.</w:t>
       </w:r>
       <w:r>
         <w:t xml:space="preserve"> </w:t>

--- a/informes-growth/samsara-2026-10-14/Samsara - growth - 2026-10-14.docx
+++ b/informes-growth/samsara-2026-10-14/Samsara - growth - 2026-10-14.docx
@@ -20,146 +20,31 @@
           <w:bCs/>
           <w:b/>
         </w:rPr>
-        <w:t xml:space="preserve">Señal (método v7): Comprar (convicción media)</w:t>
-      </w:r>
-      <w:r>
-        <w:t xml:space="preserve"> </w:t>
-      </w:r>
-      <w:r>
-        <w:t xml:space="preserve">· Puntuación 78,5/100 · Señales de cambio de tendencia 7/8 · EV/beneficio bruto 13,8x</w:t>
-      </w:r>
-      <w:r>
-        <w:t xml:space="preserve"> </w:t>
-      </w:r>
-      <w:r>
-        <w:t xml:space="preserve">Precio 41,27 USD · Objetivo 12 m 49,8 USD (ponderada +20,6 %, base +23,8 %, bajista −38,2 %, alcista +73,0 %) · Compra hasta 47,4 USD</w:t>
-      </w:r>
-      <w:r>
-        <w:t xml:space="preserve"> </w:t>
-      </w:r>
-      <w:r>
-        <w:t xml:space="preserve">Peso orientativo: 4 %, 30 acciones en dos tramos), pero</w:t>
-      </w:r>
-      <w:r>
-        <w:t xml:space="preserve"> </w:t>
-      </w:r>
-      <w:r>
-        <w:rPr>
-          <w:bCs/>
-          <w:b/>
-        </w:rPr>
-        <w:t xml:space="preserve">el bolsillo growth está lleno y no hay liquidez</w:t>
-      </w:r>
-      <w:r>
-        <w:t xml:space="preserve">: entra</w:t>
-      </w:r>
-      <w:r>
-        <w:t xml:space="preserve"> </w:t>
-      </w:r>
-      <w:r>
-        <w:rPr>
-          <w:bCs/>
-          <w:b/>
-        </w:rPr>
-        <w:t xml:space="preserve">sustituyendo a Shopify</w:t>
-      </w:r>
-      <w:r>
-        <w:t xml:space="preserve">, sin vender nada a pérdida (sección 13) · Por qué: cumple todos los requisitos de compra</w:t>
-      </w:r>
-    </w:p>
-    <w:p>
-      <w:pPr>
-        <w:pStyle w:val="BlockText"/>
-      </w:pPr>
-      <w:r>
-        <w:rPr>
-          <w:bCs/>
-          <w:b/>
-        </w:rPr>
-        <w:t xml:space="preserve">Calculado con el método v7</w:t>
-      </w:r>
-      <w:r>
-        <w:t xml:space="preserve"> </w:t>
-      </w:r>
-      <w:r>
-        <w:t xml:space="preserve">(</w:t>
-      </w:r>
-      <w:r>
-        <w:rPr>
-          <w:rStyle w:val="VerbatimChar"/>
-        </w:rPr>
-        <w:t xml:space="preserve">verticales/growth/metodo.md</w:t>
-      </w:r>
-      <w:r>
-        <w:t xml:space="preserve">). Las ventas del año objetivo salen de la regla mecánica (3.005 M USD en el base, con un crecimiento de partida del 29,8 %) y el múltiplo, del de hoy rebajado por desaceleración (6,1x / 10,2x / 13,3x EV/ventas NTM).</w:t>
-      </w:r>
-      <w:r>
-        <w:t xml:space="preserve"> </w:t>
-      </w:r>
-      <w:r>
-        <w:rPr>
-          <w:bCs/>
-          <w:b/>
-        </w:rPr>
-        <w:t xml:space="preserve">Contraste con la guía (mejora pendiente de la tanda 4, calculada a mano sin tocar el código):</w:t>
-      </w:r>
-      <w:r>
-        <w:t xml:space="preserve"> </w:t>
-      </w:r>
-      <w:r>
-        <w:t xml:space="preserve">si la proyección parte del crecimiento que implica la guía de la empresa (+22,7 % en los 12 meses siguientes, menos que el 29,8 % mecánico), las ventas base bajan a 2.704 M y la señal</w:t>
-      </w:r>
-      <w:r>
-        <w:t xml:space="preserve"> </w:t>
-      </w:r>
-      <w:r>
-        <w:rPr>
-          <w:bCs/>
-          <w:b/>
-        </w:rPr>
-        <w:t xml:space="preserve">sigue siendo Comprar (media)</w:t>
-      </w:r>
-      <w:r>
-        <w:t xml:space="preserve">, pero con ponderada</w:t>
-      </w:r>
-      <w:r>
-        <w:t xml:space="preserve"> </w:t>
-      </w:r>
-      <w:r>
-        <w:rPr>
-          <w:bCs/>
-          <w:b/>
-        </w:rPr>
-        <w:t xml:space="preserve">+9,1 %</w:t>
-      </w:r>
-      <w:r>
-        <w:t xml:space="preserve">, base +11,9 %, bajista −41,4 % y</w:t>
-      </w:r>
-      <w:r>
-        <w:t xml:space="preserve"> </w:t>
-      </w:r>
-      <w:r>
-        <w:rPr>
-          <w:bCs/>
-          <w:b/>
-        </w:rPr>
-        <w:t xml:space="preserve">compra hasta 42,9 USD</w:t>
-      </w:r>
-      <w:r>
-        <w:t xml:space="preserve">. Samsara bate su guía trimestral en un 4-5 % cada trimestre (sección 3): con la guía más esa batida (~28 %) la ponderada sería +17,6 %.</w:t>
-      </w:r>
-      <w:r>
-        <w:t xml:space="preserve"> </w:t>
-      </w:r>
-      <w:r>
-        <w:rPr>
-          <w:bCs/>
-          <w:b/>
-        </w:rPr>
-        <w:t xml:space="preserve">El límite que recomiendo para la orden es 42,9 USD</w:t>
-      </w:r>
-      <w:r>
-        <w:t xml:space="preserve">, el de la guía sin batida.</w:t>
+        <w:t xml:space="preserve">Señal (método vigente v11): Comprar (convicción media)</w:t>
+      </w:r>
+      <w:r>
+        <w:t xml:space="preserve"> </w:t>
+      </w:r>
+      <w:r>
+        <w:t xml:space="preserve">· Puntuación 78,5/100 · Señales de cambio de tendencia 7/8 · EV/ventas NTM 10,6 veces</w:t>
+      </w:r>
+      <w:r>
+        <w:t xml:space="preserve"> </w:t>
+      </w:r>
+      <w:r>
+        <w:t xml:space="preserve">Precio 41,27 USD (fecha del informe) · Objetivo 12 m 47,3 USD · Ponderada +14,7 % · Base +18,2 % · Bajista −38,5 % · Alcista +60,5 % · Compra hasta 45,1 USD</w:t>
+      </w:r>
+      <w:r>
+        <w:t xml:space="preserve"> </w:t>
+      </w:r>
+      <w:r>
+        <w:t xml:space="preserve">Peso orientativo: 4 % de la cartera · Por qué: cumple todos los requisitos de compra</w:t>
+      </w:r>
+      <w:r>
+        <w:t xml:space="preserve"> </w:t>
+      </w:r>
+      <w:r>
+        <w:t xml:space="preserve">Cabecera rehecha con la v11 el 15-oct (auditoría de homogeneidad). Antes decía (método v7): Comprar (convicción media). El texto de abajo puede citar cifras de esa versión anterior; mandan las de esta cabecera.</w:t>
       </w:r>
     </w:p>
     <w:bookmarkStart w:id="20" w:name="la-tesis-en-cinco-líneas"/>
